--- a/docs/規格書/當月共保月帳單-T字帳規格書v1.2.docx
+++ b/docs/規格書/當月共保月帳單-T字帳規格書v1.2.docx
@@ -5628,7 +5628,7 @@
                       <w:sz w:val="30"/>
                       <w:szCs w:val="30"/>
                     </w:rPr>
-                    <w:t>10%</w:t>
+                    <w:t>5%</w:t>
                   </w:r>
                 </w:p>
               </w:tc>
@@ -6359,6 +6359,121 @@
                       <w:sz w:val="30"/>
                       <w:szCs w:val="30"/>
                     </w:rPr>
+                    <w:t>華南產險</w:t>
+                  </w:r>
+                </w:p>
+              </w:tc>
+              <w:tc>
+                <w:tcPr>
+                  <w:tcW w:w="1376" w:type="dxa"/>
+                  <w:tcBorders>
+                    <w:top w:val="nil"/>
+                    <w:left w:val="nil"/>
+                    <w:bottom w:val="single" w:sz="4" w:space="0" w:color="auto"/>
+                    <w:right w:val="single" w:sz="4" w:space="0" w:color="auto"/>
+                  </w:tcBorders>
+                  <w:noWrap/>
+                  <w:vAlign w:val="center"/>
+                  <w:hideMark/>
+                </w:tcPr>
+                <w:p>
+                  <w:pPr>
+                    <w:widowControl/>
+                    <w:snapToGrid/>
+                    <w:spacing w:before="0" w:after="0"/>
+                    <w:jc w:val="right"/>
+                    <w:rPr>
+                      <w:rFonts w:ascii="標楷體" w:hAnsi="標楷體" w:cs="新細明體"/>
+                      <w:color w:val="000000"/>
+                      <w:sz w:val="30"/>
+                      <w:szCs w:val="30"/>
+                    </w:rPr>
+                  </w:pPr>
+                  <w:r>
+                    <w:rPr>
+                      <w:rFonts w:ascii="標楷體" w:hAnsi="標楷體" w:cs="新細明體"/>
+                      <w:color w:val="000000"/>
+                      <w:sz w:val="30"/>
+                      <w:szCs w:val="30"/>
+                    </w:rPr>
+                    <w:t>N14</w:t>
+                  </w:r>
+                </w:p>
+              </w:tc>
+              <w:tc>
+                <w:tcPr>
+                  <w:tcW w:w="1376" w:type="dxa"/>
+                  <w:tcBorders>
+                    <w:top w:val="nil"/>
+                    <w:left w:val="nil"/>
+                    <w:bottom w:val="single" w:sz="4" w:space="0" w:color="auto"/>
+                    <w:right w:val="single" w:sz="4" w:space="0" w:color="auto"/>
+                  </w:tcBorders>
+                  <w:noWrap/>
+                  <w:vAlign w:val="center"/>
+                  <w:hideMark/>
+                </w:tcPr>
+                <w:p>
+                  <w:pPr>
+                    <w:widowControl/>
+                    <w:snapToGrid/>
+                    <w:spacing w:before="0" w:after="0"/>
+                    <w:jc w:val="right"/>
+                    <w:rPr>
+                      <w:rFonts w:ascii="標楷體" w:hAnsi="標楷體" w:cs="新細明體"/>
+                      <w:color w:val="000000"/>
+                      <w:sz w:val="30"/>
+                      <w:szCs w:val="30"/>
+                    </w:rPr>
+                  </w:pPr>
+                  <w:r>
+                    <w:rPr>
+                      <w:rFonts w:ascii="標楷體" w:hAnsi="標楷體" w:cs="新細明體"/>
+                      <w:color w:val="000000"/>
+                      <w:sz w:val="30"/>
+                      <w:szCs w:val="30"/>
+                    </w:rPr>
+                    <w:t>5%</w:t>
+                  </w:r>
+                </w:p>
+              </w:tc>
+            </w:tr>
+            <w:tr>
+              <w:trPr>
+                <w:trHeight w:val="405"/>
+              </w:trPr>
+              <w:tc>
+                <w:tcPr>
+                  <w:tcW w:w="2048" w:type="dxa"/>
+                  <w:tcBorders>
+                    <w:top w:val="nil"/>
+                    <w:left w:val="single" w:sz="4" w:space="0" w:color="auto"/>
+                    <w:bottom w:val="single" w:sz="4" w:space="0" w:color="auto"/>
+                    <w:right w:val="single" w:sz="4" w:space="0" w:color="auto"/>
+                  </w:tcBorders>
+                  <w:noWrap/>
+                  <w:vAlign w:val="center"/>
+                  <w:hideMark/>
+                </w:tcPr>
+                <w:p>
+                  <w:pPr>
+                    <w:widowControl/>
+                    <w:snapToGrid/>
+                    <w:spacing w:before="0" w:after="0"/>
+                    <w:rPr>
+                      <w:rFonts w:ascii="標楷體" w:hAnsi="標楷體" w:cs="新細明體"/>
+                      <w:color w:val="000000"/>
+                      <w:sz w:val="30"/>
+                      <w:szCs w:val="30"/>
+                    </w:rPr>
+                  </w:pPr>
+                  <w:r>
+                    <w:rPr>
+                      <w:rFonts w:ascii="標楷體" w:hAnsi="標楷體" w:cs="新細明體"/>
+                      <w:color w:val="000000"/>
+                      <w:sz w:val="30"/>
+                      <w:szCs w:val="30"/>
+                    </w:rPr>
                     <w:lastRenderedPageBreak/>
                     <w:t>國泰產險</w:t>
                   </w:r>
@@ -6450,6 +6565,55 @@
                 <w:sz w:val="21"/>
               </w:rPr>
             </w:pPr>
+            <w:r>
+              <w:rPr>
+                <w:rFonts w:ascii="標楷體" w:hAnsi="標楷體"/>
+                <w:noProof/>
+                <w:spacing w:val="-2"/>
+                <w:sz w:val="21"/>
+              </w:rPr>
+              <w:t xml:space="preserve">註1：共保認受成分以 ./config/application.xlsx 之內容為準，本表僅供參考；程式須依設定檔動態讀取，不得寫死於程式中。</w:t>
+            </w:r>
+          </w:p>
+          <w:p>
+            <w:pPr>
+              <w:pStyle w:val="ad"/>
+              <w:rPr>
+                <w:rFonts w:ascii="標楷體" w:hAnsi="標楷體"/>
+                <w:noProof/>
+                <w:spacing w:val="-2"/>
+                <w:sz w:val="21"/>
+              </w:rPr>
+            </w:pPr>
+            <w:r>
+              <w:rPr>
+                <w:rFonts w:ascii="標楷體" w:hAnsi="標楷體"/>
+                <w:noProof/>
+                <w:spacing w:val="-2"/>
+                <w:sz w:val="21"/>
+              </w:rPr>
+              <w:t xml:space="preserve">註2：所有公司之認受成分合計須等於 100%。程式讀取設定檔後應檢核此條件，不符即輸出錯誤訊息並中止，不產出檔案。</w:t>
+            </w:r>
+          </w:p>
+          <w:p>
+            <w:pPr>
+              <w:pStyle w:val="ad"/>
+              <w:rPr>
+                <w:rFonts w:ascii="標楷體" w:hAnsi="標楷體"/>
+                <w:noProof/>
+                <w:spacing w:val="-2"/>
+                <w:sz w:val="21"/>
+              </w:rPr>
+            </w:pPr>
+            <w:r>
+              <w:rPr>
+                <w:rFonts w:ascii="標楷體" w:hAnsi="標楷體"/>
+                <w:noProof/>
+                <w:spacing w:val="-2"/>
+                <w:sz w:val="21"/>
+              </w:rPr>
+              <w:t xml:space="preserve">註3：中央再保之分攤保費與應攤配賠款採差額法計算（總額扣除其餘公司加總），以吸收各公司四捨五入所產生之尾差；其認受成份仍須正確登載。</w:t>
+            </w:r>
           </w:p>
         </w:tc>
       </w:tr>
